--- a/app/doc_templates/p2_standard_v1/M04_return_of_allotment_form24_standard.docx
+++ b/app/doc_templates/p2_standard_v1/M04_return_of_allotment_form24_standard.docx
@@ -348,7 +348,7 @@
     </w:p>
     <w:tbl>
       <w:tblPr>
-        <w:tblW w:type="dxa" w:w="9310"/>
+        <w:tblW w:type="dxa" w:w="9360"/>
         <w:tblLook w:firstColumn="1" w:firstRow="1" w:lastColumn="0" w:lastRow="0" w:noHBand="0" w:noVBand="1" w:val="04A0"/>
         <w:tblBorders>
           <w:top w:val="single" w:sz="4" w:space="0" w:color="B8C1CC"/>
@@ -366,16 +366,16 @@
         </w:tblCellMar>
       </w:tblPr>
       <w:tblGrid>
+        <w:gridCol w:w="1600"/>
+        <w:gridCol w:w="1950"/>
         <w:gridCol w:w="1900"/>
-        <w:gridCol w:w="2500"/>
-        <w:gridCol w:w="1450"/>
-        <w:gridCol w:w="2460"/>
-        <w:gridCol w:w="1000"/>
+        <w:gridCol w:w="2310"/>
+        <w:gridCol w:w="1600"/>
       </w:tblGrid>
       <w:tr>
         <w:tc>
           <w:tcPr>
-            <w:tcW w:type="dxa" w:w="1900"/>
+            <w:tcW w:type="dxa" w:w="1600"/>
             <w:shd w:fill="F2F4F7"/>
             <w:vAlign w:val="center"/>
           </w:tcPr>
@@ -396,7 +396,7 @@
         </w:tc>
         <w:tc>
           <w:tcPr>
-            <w:tcW w:type="dxa" w:w="2500"/>
+            <w:tcW w:type="dxa" w:w="1950"/>
             <w:shd w:fill="F2F4F7"/>
             <w:vAlign w:val="center"/>
           </w:tcPr>
@@ -417,7 +417,7 @@
         </w:tc>
         <w:tc>
           <w:tcPr>
-            <w:tcW w:type="dxa" w:w="1450"/>
+            <w:tcW w:type="dxa" w:w="1900"/>
             <w:shd w:fill="F2F4F7"/>
             <w:vAlign w:val="center"/>
           </w:tcPr>
@@ -438,7 +438,7 @@
         </w:tc>
         <w:tc>
           <w:tcPr>
-            <w:tcW w:type="dxa" w:w="2460"/>
+            <w:tcW w:type="dxa" w:w="2310"/>
             <w:shd w:fill="F2F4F7"/>
             <w:vAlign w:val="center"/>
           </w:tcPr>
@@ -459,7 +459,7 @@
         </w:tc>
         <w:tc>
           <w:tcPr>
-            <w:tcW w:type="dxa" w:w="1000"/>
+            <w:tcW w:type="dxa" w:w="1600"/>
             <w:shd w:fill="F2F4F7"/>
             <w:vAlign w:val="center"/>
           </w:tcPr>
@@ -482,7 +482,7 @@
       <w:tr>
         <w:tc>
           <w:tcPr>
-            <w:tcW w:type="dxa" w:w="1900"/>
+            <w:tcW w:type="dxa" w:w="1600"/>
             <w:vAlign w:val="center"/>
           </w:tcPr>
           <w:p>
@@ -501,7 +501,7 @@
         </w:tc>
         <w:tc>
           <w:tcPr>
-            <w:tcW w:type="dxa" w:w="2500"/>
+            <w:tcW w:type="dxa" w:w="1950"/>
             <w:vAlign w:val="center"/>
           </w:tcPr>
           <w:p>
@@ -520,12 +520,13 @@
         </w:tc>
         <w:tc>
           <w:tcPr>
-            <w:tcW w:type="dxa" w:w="1450"/>
+            <w:tcW w:type="dxa" w:w="1900"/>
             <w:vAlign w:val="center"/>
           </w:tcPr>
           <w:p>
             <w:pPr>
               <w:spacing w:before="0" w:after="0"/>
+              <w:jc w:val="center"/>
             </w:pPr>
             <w:r>
               <w:rPr>
@@ -539,7 +540,7 @@
         </w:tc>
         <w:tc>
           <w:tcPr>
-            <w:tcW w:type="dxa" w:w="2460"/>
+            <w:tcW w:type="dxa" w:w="2310"/>
             <w:vAlign w:val="center"/>
           </w:tcPr>
           <w:p>
@@ -558,12 +559,13 @@
         </w:tc>
         <w:tc>
           <w:tcPr>
-            <w:tcW w:type="dxa" w:w="1000"/>
+            <w:tcW w:type="dxa" w:w="1600"/>
             <w:vAlign w:val="center"/>
           </w:tcPr>
           <w:p>
             <w:pPr>
               <w:spacing w:before="0" w:after="0"/>
+              <w:jc w:val="center"/>
             </w:pPr>
             <w:r>
               <w:rPr>
